--- a/DOCS/word/KICH_BAN_TEST_TAY_THEO_VAI.docx
+++ b/DOCS/word/KICH_BAN_TEST_TAY_THEO_VAI.docx
@@ -348,7 +348,7 @@
         <w:t>D.</w:t>
       </w:r>
       <w:r>
-        <w:t xml:space="preserve"> Luồng xuyên vai (12 kịch bản ngoài đời)</w:t>
+        <w:t xml:space="preserve"> Luồng xuyên vai (13 kịch bản ngoài đời, D13 là hợp đồng và POD)</w:t>
       </w:r>
     </w:p>
     <w:p>
@@ -3120,6 +3120,141 @@
     </w:p>
     <w:p>
       <w:pPr>
+        <w:pStyle w:val="ListBullet"/>
+      </w:pPr>
+      <w:r>
+        <w:rPr>
+          <w:b/>
+        </w:rPr>
+        <w:t>Hợp đồng</w:t>
+      </w:r>
+      <w:r>
+        <w:t xml:space="preserve"> (thêm 24/09):</w:t>
+      </w:r>
+    </w:p>
+    <w:p>
+      <w:pPr>
+        <w:jc w:val="both"/>
+      </w:pPr>
+      <w:r>
+        <w:t xml:space="preserve">  - </w:t>
+      </w:r>
+      <w:r>
+        <w:rPr>
+          <w:rFonts w:ascii="Consolas" w:hAnsi="Consolas"/>
+          <w:sz w:val="19"/>
+        </w:rPr>
+        <w:t>HDVC-2026-001</w:t>
+      </w:r>
+      <w:r>
+        <w:t>: hợp đồng vận chuyển với ຄຳຕຸ້ຍ, còn hạn tới 31/12/2026.</w:t>
+      </w:r>
+    </w:p>
+    <w:p>
+      <w:pPr>
+        <w:jc w:val="both"/>
+      </w:pPr>
+      <w:r>
+        <w:t xml:space="preserve">  - </w:t>
+      </w:r>
+      <w:r>
+        <w:rPr>
+          <w:rFonts w:ascii="Consolas" w:hAnsi="Consolas"/>
+          <w:sz w:val="19"/>
+        </w:rPr>
+        <w:t>HDVC-2026-002</w:t>
+      </w:r>
+      <w:r>
+        <w:t xml:space="preserve">: với ລາວ-ຈີນ ມີເນີໂຣ, </w:t>
+      </w:r>
+      <w:r>
+        <w:rPr>
+          <w:b/>
+        </w:rPr>
+        <w:t>sắp hết hạn</w:t>
+      </w:r>
+      <w:r>
+        <w:t xml:space="preserve"> 15/10/2026.</w:t>
+      </w:r>
+    </w:p>
+    <w:p>
+      <w:pPr>
+        <w:jc w:val="both"/>
+      </w:pPr>
+      <w:r>
+        <w:t xml:space="preserve">  - </w:t>
+      </w:r>
+      <w:r>
+        <w:rPr>
+          <w:rFonts w:ascii="Consolas" w:hAnsi="Consolas"/>
+          <w:sz w:val="19"/>
+        </w:rPr>
+        <w:t>HDTX-2026-001</w:t>
+      </w:r>
+      <w:r>
+        <w:t>: hợp đồng thuê xe với chủ xe ທ້າວ ຄຳຫລ້າ.</w:t>
+      </w:r>
+    </w:p>
+    <w:p>
+      <w:pPr>
+        <w:jc w:val="both"/>
+      </w:pPr>
+      <w:r>
+        <w:t xml:space="preserve">  - 13 phiếu đã mang số hợp đồng. ນາງ ວັນນາ đi khoán chuyến nên </w:t>
+      </w:r>
+      <w:r>
+        <w:rPr>
+          <w:b/>
+        </w:rPr>
+        <w:t>không có</w:t>
+      </w:r>
+      <w:r>
+        <w:t xml:space="preserve"> hợp đồng.</w:t>
+      </w:r>
+    </w:p>
+    <w:p>
+      <w:pPr>
+        <w:pStyle w:val="ListBullet"/>
+      </w:pPr>
+      <w:r>
+        <w:rPr>
+          <w:b/>
+        </w:rPr>
+        <w:t>POD (biên bản giao nhận hàng)</w:t>
+      </w:r>
+      <w:r>
+        <w:t xml:space="preserve">: 7 phiếu đã giao và đã khoá có sẵn số POD. </w:t>
+      </w:r>
+      <w:r>
+        <w:rPr>
+          <w:rFonts w:ascii="Consolas" w:hAnsi="Consolas"/>
+          <w:sz w:val="19"/>
+        </w:rPr>
+        <w:t>T4-0429-08</w:t>
+      </w:r>
+      <w:r>
+        <w:t xml:space="preserve"> cố ý </w:t>
+      </w:r>
+      <w:r>
+        <w:rPr>
+          <w:b/>
+        </w:rPr>
+        <w:t>để trống POD</w:t>
+      </w:r>
+      <w:r>
+        <w:t>, dùng để thử</w:t>
+      </w:r>
+    </w:p>
+    <w:p>
+      <w:pPr>
+        <w:jc w:val="both"/>
+      </w:pPr>
+      <w:r>
+        <w:t xml:space="preserve">  cảnh báo lúc khoá.</w:t>
+      </w:r>
+    </w:p>
+    <w:p>
+      <w:pPr>
         <w:jc w:val="both"/>
       </w:pPr>
       <w:r>
@@ -3882,6 +4017,123 @@
               <w:rPr>
                 <w:b/>
               </w:rPr>
+              <w:t>Hợp đồng vận chuyển</w:t>
+            </w:r>
+            <w:r>
+              <w:t xml:space="preserve"> sau khi Lưu</w:t>
+            </w:r>
+          </w:p>
+        </w:tc>
+        <w:tc>
+          <w:tcPr>
+            <w:tcW w:type="dxa" w:w="2880"/>
+          </w:tcPr>
+          <w:p>
+            <w:r/>
+            <w:r>
+              <w:t xml:space="preserve">Tự điền số hợp đồng còn hạn của khách (ຄຳຕຸ້ຍ → </w:t>
+            </w:r>
+            <w:r>
+              <w:rPr>
+                <w:rFonts w:ascii="Consolas" w:hAnsi="Consolas"/>
+                <w:sz w:val="19"/>
+              </w:rPr>
+              <w:t>HDVC-2026-001</w:t>
+            </w:r>
+            <w:r>
+              <w:t xml:space="preserve">) kèm nhãn *Còn hạn*. Bãi </w:t>
+            </w:r>
+            <w:r>
+              <w:rPr>
+                <w:b/>
+              </w:rPr>
+              <w:t>không đổi được</w:t>
+            </w:r>
+          </w:p>
+        </w:tc>
+      </w:tr>
+      <w:tr>
+        <w:tc>
+          <w:tcPr>
+            <w:tcW w:type="dxa" w:w="2880"/>
+          </w:tcPr>
+          <w:p>
+            <w:r/>
+            <w:r>
+              <w:t>☐</w:t>
+            </w:r>
+          </w:p>
+        </w:tc>
+        <w:tc>
+          <w:tcPr>
+            <w:tcW w:type="dxa" w:w="2880"/>
+          </w:tcPr>
+          <w:p>
+            <w:r/>
+            <w:r>
+              <w:t xml:space="preserve">Lập phiếu với xe </w:t>
+            </w:r>
+            <w:r>
+              <w:rPr>
+                <w:b/>
+              </w:rPr>
+              <w:t>ຮ່ວມ-07</w:t>
+            </w:r>
+          </w:p>
+        </w:tc>
+        <w:tc>
+          <w:tcPr>
+            <w:tcW w:type="dxa" w:w="2880"/>
+          </w:tcPr>
+          <w:p>
+            <w:r/>
+            <w:r>
+              <w:t xml:space="preserve">Hiện thêm ô </w:t>
+            </w:r>
+            <w:r>
+              <w:rPr>
+                <w:b/>
+              </w:rPr>
+              <w:t>Hợp đồng thuê xe</w:t>
+            </w:r>
+            <w:r>
+              <w:t xml:space="preserve"> = </w:t>
+            </w:r>
+            <w:r>
+              <w:rPr>
+                <w:rFonts w:ascii="Consolas" w:hAnsi="Consolas"/>
+                <w:sz w:val="19"/>
+              </w:rPr>
+              <w:t>HDTX-2026-001</w:t>
+            </w:r>
+          </w:p>
+        </w:tc>
+      </w:tr>
+      <w:tr>
+        <w:tc>
+          <w:tcPr>
+            <w:tcW w:type="dxa" w:w="2880"/>
+          </w:tcPr>
+          <w:p>
+            <w:r/>
+            <w:r>
+              <w:t>☐</w:t>
+            </w:r>
+          </w:p>
+        </w:tc>
+        <w:tc>
+          <w:tcPr>
+            <w:tcW w:type="dxa" w:w="2880"/>
+          </w:tcPr>
+          <w:p>
+            <w:r/>
+            <w:r>
+              <w:t xml:space="preserve">Mục II: ô </w:t>
+            </w:r>
+            <w:r>
+              <w:rPr>
+                <w:b/>
+              </w:rPr>
               <w:t>Số phiếu quặng</w:t>
             </w:r>
           </w:p>
@@ -4851,6 +5103,171 @@
           <w:p>
             <w:r/>
             <w:r>
+              <w:t xml:space="preserve">Trong hộp </w:t>
+            </w:r>
+            <w:r>
+              <w:rPr>
+                <w:b/>
+              </w:rPr>
+              <w:t>Xe đã tới</w:t>
+            </w:r>
+            <w:r>
+              <w:t xml:space="preserve">: gõ </w:t>
+            </w:r>
+            <w:r>
+              <w:rPr>
+                <w:b/>
+              </w:rPr>
+              <w:t>Số POD</w:t>
+            </w:r>
+            <w:r>
+              <w:t xml:space="preserve"> và </w:t>
+            </w:r>
+            <w:r>
+              <w:rPr>
+                <w:b/>
+              </w:rPr>
+              <w:t>Người ký nhận</w:t>
+            </w:r>
+          </w:p>
+        </w:tc>
+        <w:tc>
+          <w:tcPr>
+            <w:tcW w:type="dxa" w:w="2880"/>
+          </w:tcPr>
+          <w:p>
+            <w:r/>
+            <w:r>
+              <w:t xml:space="preserve">Khối </w:t>
+            </w:r>
+            <w:r>
+              <w:rPr>
+                <w:b/>
+              </w:rPr>
+              <w:t>Biên bản giao nhận hàng (POD)</w:t>
+            </w:r>
+            <w:r>
+              <w:t xml:space="preserve"> ở mục II hiện đúng số, ngày ký nhận = ngày về</w:t>
+            </w:r>
+          </w:p>
+        </w:tc>
+      </w:tr>
+      <w:tr>
+        <w:tc>
+          <w:tcPr>
+            <w:tcW w:type="dxa" w:w="2880"/>
+          </w:tcPr>
+          <w:p>
+            <w:r/>
+            <w:r>
+              <w:t>☐</w:t>
+            </w:r>
+          </w:p>
+        </w:tc>
+        <w:tc>
+          <w:tcPr>
+            <w:tcW w:type="dxa" w:w="2880"/>
+          </w:tcPr>
+          <w:p>
+            <w:r/>
+            <w:r>
+              <w:t xml:space="preserve">Khối POD → </w:t>
+            </w:r>
+            <w:r>
+              <w:rPr>
+                <w:b/>
+              </w:rPr>
+              <w:t>+ Thêm ảnh · PDF</w:t>
+            </w:r>
+            <w:r>
+              <w:t xml:space="preserve"> (chụp biên bản)</w:t>
+            </w:r>
+          </w:p>
+        </w:tc>
+        <w:tc>
+          <w:tcPr>
+            <w:tcW w:type="dxa" w:w="2880"/>
+          </w:tcPr>
+          <w:p>
+            <w:r/>
+            <w:r>
+              <w:t xml:space="preserve">Ảnh hiện trong khối POD, </w:t>
+            </w:r>
+            <w:r>
+              <w:rPr>
+                <w:b/>
+              </w:rPr>
+              <w:t>tách riêng</w:t>
+            </w:r>
+            <w:r>
+              <w:t xml:space="preserve"> với ảnh phiếu quặng</w:t>
+            </w:r>
+          </w:p>
+        </w:tc>
+      </w:tr>
+      <w:tr>
+        <w:tc>
+          <w:tcPr>
+            <w:tcW w:type="dxa" w:w="2880"/>
+          </w:tcPr>
+          <w:p>
+            <w:r/>
+            <w:r>
+              <w:t>☐</w:t>
+            </w:r>
+          </w:p>
+        </w:tc>
+        <w:tc>
+          <w:tcPr>
+            <w:tcW w:type="dxa" w:w="2880"/>
+          </w:tcPr>
+          <w:p>
+            <w:r/>
+            <w:r>
+              <w:t xml:space="preserve">Phiếu </w:t>
+            </w:r>
+            <w:r>
+              <w:rPr>
+                <w:b/>
+              </w:rPr>
+              <w:t>đã khoá</w:t>
+            </w:r>
+            <w:r>
+              <w:t xml:space="preserve"> → sửa ô POD</w:t>
+            </w:r>
+          </w:p>
+        </w:tc>
+        <w:tc>
+          <w:tcPr>
+            <w:tcW w:type="dxa" w:w="2880"/>
+          </w:tcPr>
+          <w:p>
+            <w:r/>
+            <w:r>
+              <w:t>Ô khoá (chỉ kế toán bổ sung được)</w:t>
+            </w:r>
+          </w:p>
+        </w:tc>
+      </w:tr>
+      <w:tr>
+        <w:tc>
+          <w:tcPr>
+            <w:tcW w:type="dxa" w:w="2880"/>
+          </w:tcPr>
+          <w:p>
+            <w:r/>
+            <w:r>
+              <w:t>☐</w:t>
+            </w:r>
+          </w:p>
+        </w:tc>
+        <w:tc>
+          <w:tcPr>
+            <w:tcW w:type="dxa" w:w="2880"/>
+          </w:tcPr>
+          <w:p>
+            <w:r/>
+            <w:r>
               <w:t xml:space="preserve">Mở phiếu </w:t>
             </w:r>
             <w:r>
@@ -5366,6 +5783,80 @@
               <w:rPr>
                 <w:b/>
               </w:rPr>
+              <w:t>Khách hàng</w:t>
+            </w:r>
+            <w:r>
+              <w:t xml:space="preserve"> → cột </w:t>
+            </w:r>
+            <w:r>
+              <w:rPr>
+                <w:b/>
+              </w:rPr>
+              <w:t>Hợp đồng vận chuyển</w:t>
+            </w:r>
+            <w:r>
+              <w:t xml:space="preserve"> · nút </w:t>
+            </w:r>
+            <w:r>
+              <w:rPr>
+                <w:b/>
+              </w:rPr>
+              <w:t>Hợp đồng</w:t>
+            </w:r>
+          </w:p>
+        </w:tc>
+        <w:tc>
+          <w:tcPr>
+            <w:tcW w:type="dxa" w:w="2880"/>
+          </w:tcPr>
+          <w:p>
+            <w:r/>
+            <w:r>
+              <w:t xml:space="preserve">Thấy số hợp đồng, ngày, trạng thái. </w:t>
+            </w:r>
+            <w:r>
+              <w:rPr>
+                <w:b/>
+              </w:rPr>
+              <w:t>Không có</w:t>
+            </w:r>
+            <w:r>
+              <w:t xml:space="preserve"> nút Thêm / Sửa, </w:t>
+            </w:r>
+            <w:r>
+              <w:rPr>
+                <w:b/>
+              </w:rPr>
+              <w:t>không thấy</w:t>
+            </w:r>
+            <w:r>
+              <w:t xml:space="preserve"> bản scan (giấy có giá)</w:t>
+            </w:r>
+          </w:p>
+        </w:tc>
+      </w:tr>
+      <w:tr>
+        <w:tc>
+          <w:tcPr>
+            <w:tcW w:type="dxa" w:w="2880"/>
+          </w:tcPr>
+          <w:p>
+            <w:r/>
+            <w:r>
+              <w:t>☐</w:t>
+            </w:r>
+          </w:p>
+        </w:tc>
+        <w:tc>
+          <w:tcPr>
+            <w:tcW w:type="dxa" w:w="2880"/>
+          </w:tcPr>
+          <w:p>
+            <w:r/>
+            <w:r>
+              <w:rPr>
+                <w:b/>
+              </w:rPr>
               <w:t>Xe</w:t>
             </w:r>
             <w:r>
@@ -6251,6 +6742,361 @@
             <w:r/>
             <w:r>
               <w:t>Có hai lựa chọn: *Mỗi phiếu một hoá đơn* · *Gộp một tờ cuối tháng*</w:t>
+            </w:r>
+          </w:p>
+        </w:tc>
+      </w:tr>
+      <w:tr>
+        <w:tc>
+          <w:tcPr>
+            <w:tcW w:type="dxa" w:w="2880"/>
+          </w:tcPr>
+          <w:p>
+            <w:r/>
+            <w:r>
+              <w:t>☐</w:t>
+            </w:r>
+          </w:p>
+        </w:tc>
+        <w:tc>
+          <w:tcPr>
+            <w:tcW w:type="dxa" w:w="2880"/>
+          </w:tcPr>
+          <w:p>
+            <w:r/>
+            <w:r>
+              <w:t xml:space="preserve">Khách hàng → nút </w:t>
+            </w:r>
+            <w:r>
+              <w:rPr>
+                <w:b/>
+              </w:rPr>
+              <w:t>Hợp đồng</w:t>
+            </w:r>
+            <w:r>
+              <w:t xml:space="preserve"> ở ຄຳຕຸ້ຍ → </w:t>
+            </w:r>
+            <w:r>
+              <w:rPr>
+                <w:b/>
+              </w:rPr>
+              <w:t>+ Thêm</w:t>
+            </w:r>
+            <w:r>
+              <w:t>: số, ngày ký, áp dụng từ, ngày hết hạn</w:t>
+            </w:r>
+          </w:p>
+        </w:tc>
+        <w:tc>
+          <w:tcPr>
+            <w:tcW w:type="dxa" w:w="2880"/>
+          </w:tcPr>
+          <w:p>
+            <w:r/>
+            <w:r>
+              <w:t>Thêm được. Trùng số, hoặc hết hạn trước ngày áp dụng → bị chặn</w:t>
+            </w:r>
+          </w:p>
+        </w:tc>
+      </w:tr>
+      <w:tr>
+        <w:tc>
+          <w:tcPr>
+            <w:tcW w:type="dxa" w:w="2880"/>
+          </w:tcPr>
+          <w:p>
+            <w:r/>
+            <w:r>
+              <w:t>☐</w:t>
+            </w:r>
+          </w:p>
+        </w:tc>
+        <w:tc>
+          <w:tcPr>
+            <w:tcW w:type="dxa" w:w="2880"/>
+          </w:tcPr>
+          <w:p>
+            <w:r/>
+            <w:r>
+              <w:t xml:space="preserve">Trên dòng hợp đồng → </w:t>
+            </w:r>
+            <w:r>
+              <w:rPr>
+                <w:b/>
+              </w:rPr>
+              <w:t>+ Thêm ảnh · PDF</w:t>
+            </w:r>
+            <w:r>
+              <w:t xml:space="preserve"> (bản scan) → bấm tên tệp</w:t>
+            </w:r>
+          </w:p>
+        </w:tc>
+        <w:tc>
+          <w:tcPr>
+            <w:tcW w:type="dxa" w:w="2880"/>
+          </w:tcPr>
+          <w:p>
+            <w:r/>
+            <w:r>
+              <w:t>Mở được bản scan</w:t>
+            </w:r>
+          </w:p>
+        </w:tc>
+      </w:tr>
+      <w:tr>
+        <w:tc>
+          <w:tcPr>
+            <w:tcW w:type="dxa" w:w="2880"/>
+          </w:tcPr>
+          <w:p>
+            <w:r/>
+            <w:r>
+              <w:t>☐</w:t>
+            </w:r>
+          </w:p>
+        </w:tc>
+        <w:tc>
+          <w:tcPr>
+            <w:tcW w:type="dxa" w:w="2880"/>
+          </w:tcPr>
+          <w:p>
+            <w:r/>
+            <w:r>
+              <w:t>Hợp đồng còn ≤ 30 ngày (</w:t>
+            </w:r>
+            <w:r>
+              <w:rPr>
+                <w:rFonts w:ascii="Consolas" w:hAnsi="Consolas"/>
+                <w:sz w:val="19"/>
+              </w:rPr>
+              <w:t>HDVC-2026-002</w:t>
+            </w:r>
+            <w:r>
+              <w:t>)</w:t>
+            </w:r>
+          </w:p>
+        </w:tc>
+        <w:tc>
+          <w:tcPr>
+            <w:tcW w:type="dxa" w:w="2880"/>
+          </w:tcPr>
+          <w:p>
+            <w:r/>
+            <w:r>
+              <w:t xml:space="preserve">Nhãn vàng </w:t>
+            </w:r>
+            <w:r>
+              <w:rPr>
+                <w:b/>
+              </w:rPr>
+              <w:t>Sắp hết hạn · còn n ngày</w:t>
+            </w:r>
+          </w:p>
+        </w:tc>
+      </w:tr>
+      <w:tr>
+        <w:tc>
+          <w:tcPr>
+            <w:tcW w:type="dxa" w:w="2880"/>
+          </w:tcPr>
+          <w:p>
+            <w:r/>
+            <w:r>
+              <w:t>☐</w:t>
+            </w:r>
+          </w:p>
+        </w:tc>
+        <w:tc>
+          <w:tcPr>
+            <w:tcW w:type="dxa" w:w="2880"/>
+          </w:tcPr>
+          <w:p>
+            <w:r/>
+            <w:r>
+              <w:t xml:space="preserve">Mở một phiếu của ຄຳຕຸ້ຍ → mục II → ô chọn </w:t>
+            </w:r>
+            <w:r>
+              <w:rPr>
+                <w:b/>
+              </w:rPr>
+              <w:t>Hợp đồng vận chuyển</w:t>
+            </w:r>
+          </w:p>
+        </w:tc>
+        <w:tc>
+          <w:tcPr>
+            <w:tcW w:type="dxa" w:w="2880"/>
+          </w:tcPr>
+          <w:p>
+            <w:r/>
+            <w:r>
+              <w:t xml:space="preserve">Đổi được sang hợp đồng khác của </w:t>
+            </w:r>
+            <w:r>
+              <w:rPr>
+                <w:b/>
+              </w:rPr>
+              <w:t>cùng khách</w:t>
+            </w:r>
+            <w:r>
+              <w:t xml:space="preserve">, hoặc *Không có hợp đồng*; Lưu xong Bãi lưu lại </w:t>
+            </w:r>
+            <w:r>
+              <w:rPr>
+                <w:b/>
+              </w:rPr>
+              <w:t>không điền đè</w:t>
+            </w:r>
+          </w:p>
+        </w:tc>
+      </w:tr>
+      <w:tr>
+        <w:tc>
+          <w:tcPr>
+            <w:tcW w:type="dxa" w:w="2880"/>
+          </w:tcPr>
+          <w:p>
+            <w:r/>
+            <w:r>
+              <w:t>☐</w:t>
+            </w:r>
+          </w:p>
+        </w:tc>
+        <w:tc>
+          <w:tcPr>
+            <w:tcW w:type="dxa" w:w="2880"/>
+          </w:tcPr>
+          <w:p>
+            <w:r/>
+            <w:r>
+              <w:t xml:space="preserve">Xoá hợp đồng </w:t>
+            </w:r>
+            <w:r>
+              <w:rPr>
+                <w:b/>
+              </w:rPr>
+              <w:t>đã có phiếu</w:t>
+            </w:r>
+            <w:r>
+              <w:t xml:space="preserve"> chạy theo</w:t>
+            </w:r>
+          </w:p>
+        </w:tc>
+        <w:tc>
+          <w:tcPr>
+            <w:tcW w:type="dxa" w:w="2880"/>
+          </w:tcPr>
+          <w:p>
+            <w:r/>
+            <w:r>
+              <w:t>Bị chặn, nhắc *Ngưng dùng* thay vì xoá</w:t>
+            </w:r>
+          </w:p>
+        </w:tc>
+      </w:tr>
+      <w:tr>
+        <w:tc>
+          <w:tcPr>
+            <w:tcW w:type="dxa" w:w="2880"/>
+          </w:tcPr>
+          <w:p>
+            <w:r/>
+            <w:r>
+              <w:t>☐</w:t>
+            </w:r>
+          </w:p>
+        </w:tc>
+        <w:tc>
+          <w:tcPr>
+            <w:tcW w:type="dxa" w:w="2880"/>
+          </w:tcPr>
+          <w:p>
+            <w:r/>
+            <w:r>
+              <w:rPr>
+                <w:b/>
+              </w:rPr>
+              <w:t>Xe liên kết</w:t>
+            </w:r>
+            <w:r>
+              <w:t xml:space="preserve"> → bảng Chủ xe → nút </w:t>
+            </w:r>
+            <w:r>
+              <w:rPr>
+                <w:b/>
+              </w:rPr>
+              <w:t>Hợp đồng</w:t>
+            </w:r>
+          </w:p>
+        </w:tc>
+        <w:tc>
+          <w:tcPr>
+            <w:tcW w:type="dxa" w:w="2880"/>
+          </w:tcPr>
+          <w:p>
+            <w:r/>
+            <w:r>
+              <w:t>Quản lý hợp đồng thuê xe (chỉ KT Thu/Chi và Sếp sửa)</w:t>
+            </w:r>
+          </w:p>
+        </w:tc>
+      </w:tr>
+      <w:tr>
+        <w:tc>
+          <w:tcPr>
+            <w:tcW w:type="dxa" w:w="2880"/>
+          </w:tcPr>
+          <w:p>
+            <w:r/>
+            <w:r>
+              <w:t>☐</w:t>
+            </w:r>
+          </w:p>
+        </w:tc>
+        <w:tc>
+          <w:tcPr>
+            <w:tcW w:type="dxa" w:w="2880"/>
+          </w:tcPr>
+          <w:p>
+            <w:r/>
+            <w:r>
+              <w:t xml:space="preserve">Phiếu </w:t>
+            </w:r>
+            <w:r>
+              <w:rPr>
+                <w:rFonts w:ascii="Consolas" w:hAnsi="Consolas"/>
+                <w:sz w:val="19"/>
+              </w:rPr>
+              <w:t>T4-0429-08</w:t>
+            </w:r>
+            <w:r>
+              <w:t xml:space="preserve"> → </w:t>
+            </w:r>
+            <w:r>
+              <w:rPr>
+                <w:b/>
+              </w:rPr>
+              <w:t>Khoá phiếu</w:t>
+            </w:r>
+          </w:p>
+        </w:tc>
+        <w:tc>
+          <w:tcPr>
+            <w:tcW w:type="dxa" w:w="2880"/>
+          </w:tcPr>
+          <w:p>
+            <w:r/>
+            <w:r>
+              <w:t xml:space="preserve">Bảng cảnh báo có dòng </w:t>
+            </w:r>
+            <w:r>
+              <w:rPr>
+                <w:b/>
+              </w:rPr>
+              <w:t>Chưa có biên bản giao nhận hàng (POD)</w:t>
+            </w:r>
+            <w:r>
+              <w:t>; vẫn khoá được sau khi xác nhận</w:t>
             </w:r>
           </w:p>
         </w:tc>
@@ -17504,6 +18350,661 @@
     <w:p/>
     <w:p>
       <w:pPr>
+        <w:pStyle w:val="Heading2"/>
+      </w:pPr>
+      <w:r>
+        <w:t>D13. Hợp đồng và POD (thêm 24/09)</w:t>
+      </w:r>
+    </w:p>
+    <w:tbl>
+      <w:tblPr>
+        <w:tblStyle w:val="LightGrid-Accent1"/>
+        <w:tblW w:type="auto" w:w="0"/>
+        <w:tblLook w:firstColumn="1" w:firstRow="1" w:lastColumn="0" w:lastRow="0" w:noHBand="0" w:noVBand="1" w:val="04A0"/>
+      </w:tblPr>
+      <w:tblGrid>
+        <w:gridCol w:w="1728"/>
+        <w:gridCol w:w="1728"/>
+        <w:gridCol w:w="1728"/>
+        <w:gridCol w:w="1728"/>
+        <w:gridCol w:w="1728"/>
+      </w:tblGrid>
+      <w:tr>
+        <w:tc>
+          <w:tcPr>
+            <w:tcW w:type="dxa" w:w="1728"/>
+          </w:tcPr>
+          <w:p>
+            <w:r>
+              <w:rPr>
+                <w:b/>
+              </w:rPr>
+            </w:r>
+            <w:r>
+              <w:rPr>
+                <w:b/>
+              </w:rPr>
+              <w:t>☐</w:t>
+            </w:r>
+          </w:p>
+        </w:tc>
+        <w:tc>
+          <w:tcPr>
+            <w:tcW w:type="dxa" w:w="1728"/>
+          </w:tcPr>
+          <w:p>
+            <w:r>
+              <w:rPr>
+                <w:b/>
+              </w:rPr>
+            </w:r>
+            <w:r>
+              <w:rPr>
+                <w:b/>
+              </w:rPr>
+              <w:t>Bước</w:t>
+            </w:r>
+          </w:p>
+        </w:tc>
+        <w:tc>
+          <w:tcPr>
+            <w:tcW w:type="dxa" w:w="1728"/>
+          </w:tcPr>
+          <w:p>
+            <w:r>
+              <w:rPr>
+                <w:b/>
+              </w:rPr>
+            </w:r>
+            <w:r>
+              <w:rPr>
+                <w:b/>
+              </w:rPr>
+              <w:t>Vai</w:t>
+            </w:r>
+          </w:p>
+        </w:tc>
+        <w:tc>
+          <w:tcPr>
+            <w:tcW w:type="dxa" w:w="1728"/>
+          </w:tcPr>
+          <w:p>
+            <w:r>
+              <w:rPr>
+                <w:b/>
+              </w:rPr>
+            </w:r>
+            <w:r>
+              <w:rPr>
+                <w:b/>
+              </w:rPr>
+              <w:t>Làm</w:t>
+            </w:r>
+          </w:p>
+        </w:tc>
+        <w:tc>
+          <w:tcPr>
+            <w:tcW w:type="dxa" w:w="1728"/>
+          </w:tcPr>
+          <w:p>
+            <w:r>
+              <w:rPr>
+                <w:b/>
+              </w:rPr>
+            </w:r>
+            <w:r>
+              <w:rPr>
+                <w:b/>
+              </w:rPr>
+              <w:t>Phải thấy</w:t>
+            </w:r>
+          </w:p>
+        </w:tc>
+      </w:tr>
+      <w:tr>
+        <w:tc>
+          <w:tcPr>
+            <w:tcW w:type="dxa" w:w="1728"/>
+          </w:tcPr>
+          <w:p>
+            <w:r/>
+            <w:r>
+              <w:t>☐</w:t>
+            </w:r>
+          </w:p>
+        </w:tc>
+        <w:tc>
+          <w:tcPr>
+            <w:tcW w:type="dxa" w:w="1728"/>
+          </w:tcPr>
+          <w:p>
+            <w:r/>
+            <w:r>
+              <w:t>1</w:t>
+            </w:r>
+          </w:p>
+        </w:tc>
+        <w:tc>
+          <w:tcPr>
+            <w:tcW w:type="dxa" w:w="1728"/>
+          </w:tcPr>
+          <w:p>
+            <w:r/>
+            <w:r>
+              <w:rPr>
+                <w:rFonts w:ascii="Consolas" w:hAnsi="Consolas"/>
+                <w:sz w:val="19"/>
+              </w:rPr>
+              <w:t>ketoan</w:t>
+            </w:r>
+          </w:p>
+        </w:tc>
+        <w:tc>
+          <w:tcPr>
+            <w:tcW w:type="dxa" w:w="1728"/>
+          </w:tcPr>
+          <w:p>
+            <w:r/>
+            <w:r>
+              <w:t xml:space="preserve">Khách hàng → ນາງ ວັນນາ → </w:t>
+            </w:r>
+            <w:r>
+              <w:rPr>
+                <w:b/>
+              </w:rPr>
+              <w:t>Hợp đồng</w:t>
+            </w:r>
+            <w:r>
+              <w:t xml:space="preserve"> → thêm </w:t>
+            </w:r>
+            <w:r>
+              <w:rPr>
+                <w:rFonts w:ascii="Consolas" w:hAnsi="Consolas"/>
+                <w:sz w:val="19"/>
+              </w:rPr>
+              <w:t>HD-THU-01</w:t>
+            </w:r>
+            <w:r>
+              <w:t xml:space="preserve">, </w:t>
+            </w:r>
+            <w:r>
+              <w:rPr>
+                <w:b/>
+              </w:rPr>
+              <w:t>đã hết hạn</w:t>
+            </w:r>
+            <w:r>
+              <w:t xml:space="preserve"> (hết hạn 31/01/2026)</w:t>
+            </w:r>
+          </w:p>
+        </w:tc>
+        <w:tc>
+          <w:tcPr>
+            <w:tcW w:type="dxa" w:w="1728"/>
+          </w:tcPr>
+          <w:p>
+            <w:r/>
+            <w:r>
+              <w:t xml:space="preserve">Nhãn đỏ </w:t>
+            </w:r>
+            <w:r>
+              <w:rPr>
+                <w:b/>
+              </w:rPr>
+              <w:t>Hết hạn</w:t>
+            </w:r>
+          </w:p>
+        </w:tc>
+      </w:tr>
+      <w:tr>
+        <w:tc>
+          <w:tcPr>
+            <w:tcW w:type="dxa" w:w="1728"/>
+          </w:tcPr>
+          <w:p>
+            <w:r/>
+            <w:r>
+              <w:t>☐</w:t>
+            </w:r>
+          </w:p>
+        </w:tc>
+        <w:tc>
+          <w:tcPr>
+            <w:tcW w:type="dxa" w:w="1728"/>
+          </w:tcPr>
+          <w:p>
+            <w:r/>
+            <w:r>
+              <w:t>2</w:t>
+            </w:r>
+          </w:p>
+        </w:tc>
+        <w:tc>
+          <w:tcPr>
+            <w:tcW w:type="dxa" w:w="1728"/>
+          </w:tcPr>
+          <w:p>
+            <w:r/>
+            <w:r>
+              <w:rPr>
+                <w:rFonts w:ascii="Consolas" w:hAnsi="Consolas"/>
+                <w:sz w:val="19"/>
+              </w:rPr>
+              <w:t>thabok</w:t>
+            </w:r>
+          </w:p>
+        </w:tc>
+        <w:tc>
+          <w:tcPr>
+            <w:tcW w:type="dxa" w:w="1728"/>
+          </w:tcPr>
+          <w:p>
+            <w:r/>
+            <w:r>
+              <w:t>Lập phiếu giao cho ນາງ ວັນນາ → Lưu</w:t>
+            </w:r>
+          </w:p>
+        </w:tc>
+        <w:tc>
+          <w:tcPr>
+            <w:tcW w:type="dxa" w:w="1728"/>
+          </w:tcPr>
+          <w:p>
+            <w:r/>
+            <w:r>
+              <w:t xml:space="preserve">Ô hợp đồng: </w:t>
+            </w:r>
+            <w:r>
+              <w:rPr>
+                <w:b/>
+              </w:rPr>
+              <w:t>Chưa có hợp đồng</w:t>
+            </w:r>
+            <w:r>
+              <w:t xml:space="preserve"> (hết hạn thì không tự điền)</w:t>
+            </w:r>
+          </w:p>
+        </w:tc>
+      </w:tr>
+      <w:tr>
+        <w:tc>
+          <w:tcPr>
+            <w:tcW w:type="dxa" w:w="1728"/>
+          </w:tcPr>
+          <w:p>
+            <w:r/>
+            <w:r>
+              <w:t>☐</w:t>
+            </w:r>
+          </w:p>
+        </w:tc>
+        <w:tc>
+          <w:tcPr>
+            <w:tcW w:type="dxa" w:w="1728"/>
+          </w:tcPr>
+          <w:p>
+            <w:r/>
+            <w:r>
+              <w:t>3</w:t>
+            </w:r>
+          </w:p>
+        </w:tc>
+        <w:tc>
+          <w:tcPr>
+            <w:tcW w:type="dxa" w:w="1728"/>
+          </w:tcPr>
+          <w:p>
+            <w:r/>
+            <w:r>
+              <w:rPr>
+                <w:rFonts w:ascii="Consolas" w:hAnsi="Consolas"/>
+                <w:sz w:val="19"/>
+              </w:rPr>
+              <w:t>thabok</w:t>
+            </w:r>
+          </w:p>
+        </w:tc>
+        <w:tc>
+          <w:tcPr>
+            <w:tcW w:type="dxa" w:w="1728"/>
+          </w:tcPr>
+          <w:p>
+            <w:r/>
+            <w:r>
+              <w:t xml:space="preserve">Đi luồng tới </w:t>
+            </w:r>
+            <w:r>
+              <w:rPr>
+                <w:b/>
+              </w:rPr>
+              <w:t>Xe đã tới</w:t>
+            </w:r>
+            <w:r>
+              <w:t xml:space="preserve">, </w:t>
+            </w:r>
+            <w:r>
+              <w:rPr>
+                <w:b/>
+              </w:rPr>
+              <w:t>không</w:t>
+            </w:r>
+            <w:r>
+              <w:t xml:space="preserve"> gõ POD</w:t>
+            </w:r>
+          </w:p>
+        </w:tc>
+        <w:tc>
+          <w:tcPr>
+            <w:tcW w:type="dxa" w:w="1728"/>
+          </w:tcPr>
+          <w:p>
+            <w:r/>
+            <w:r>
+              <w:t>Khối POD trống</w:t>
+            </w:r>
+          </w:p>
+        </w:tc>
+      </w:tr>
+      <w:tr>
+        <w:tc>
+          <w:tcPr>
+            <w:tcW w:type="dxa" w:w="1728"/>
+          </w:tcPr>
+          <w:p>
+            <w:r/>
+            <w:r>
+              <w:t>☐</w:t>
+            </w:r>
+          </w:p>
+        </w:tc>
+        <w:tc>
+          <w:tcPr>
+            <w:tcW w:type="dxa" w:w="1728"/>
+          </w:tcPr>
+          <w:p>
+            <w:r/>
+            <w:r>
+              <w:t>4</w:t>
+            </w:r>
+          </w:p>
+        </w:tc>
+        <w:tc>
+          <w:tcPr>
+            <w:tcW w:type="dxa" w:w="1728"/>
+          </w:tcPr>
+          <w:p>
+            <w:r/>
+            <w:r>
+              <w:rPr>
+                <w:rFonts w:ascii="Consolas" w:hAnsi="Consolas"/>
+                <w:sz w:val="19"/>
+              </w:rPr>
+              <w:t>ketoan</w:t>
+            </w:r>
+          </w:p>
+        </w:tc>
+        <w:tc>
+          <w:tcPr>
+            <w:tcW w:type="dxa" w:w="1728"/>
+          </w:tcPr>
+          <w:p>
+            <w:r/>
+            <w:r>
+              <w:rPr>
+                <w:b/>
+              </w:rPr>
+              <w:t>Khoá phiếu</w:t>
+            </w:r>
+          </w:p>
+        </w:tc>
+        <w:tc>
+          <w:tcPr>
+            <w:tcW w:type="dxa" w:w="1728"/>
+          </w:tcPr>
+          <w:p>
+            <w:r/>
+            <w:r>
+              <w:t xml:space="preserve">Cảnh báo </w:t>
+            </w:r>
+            <w:r>
+              <w:rPr>
+                <w:b/>
+              </w:rPr>
+              <w:t>thiếu POD</w:t>
+            </w:r>
+            <w:r>
+              <w:t xml:space="preserve"> và </w:t>
+            </w:r>
+            <w:r>
+              <w:rPr>
+                <w:b/>
+              </w:rPr>
+              <w:t>hợp đồng HD-THU-01 đã hết hạn</w:t>
+            </w:r>
+            <w:r>
+              <w:t>, chỉ cảnh báo, xác nhận vẫn khoá được</w:t>
+            </w:r>
+          </w:p>
+        </w:tc>
+      </w:tr>
+      <w:tr>
+        <w:tc>
+          <w:tcPr>
+            <w:tcW w:type="dxa" w:w="1728"/>
+          </w:tcPr>
+          <w:p>
+            <w:r/>
+            <w:r>
+              <w:t>☐</w:t>
+            </w:r>
+          </w:p>
+        </w:tc>
+        <w:tc>
+          <w:tcPr>
+            <w:tcW w:type="dxa" w:w="1728"/>
+          </w:tcPr>
+          <w:p>
+            <w:r/>
+            <w:r>
+              <w:t>5</w:t>
+            </w:r>
+          </w:p>
+        </w:tc>
+        <w:tc>
+          <w:tcPr>
+            <w:tcW w:type="dxa" w:w="1728"/>
+          </w:tcPr>
+          <w:p>
+            <w:r/>
+            <w:r>
+              <w:rPr>
+                <w:rFonts w:ascii="Consolas" w:hAnsi="Consolas"/>
+                <w:sz w:val="19"/>
+              </w:rPr>
+              <w:t>ketoan</w:t>
+            </w:r>
+          </w:p>
+        </w:tc>
+        <w:tc>
+          <w:tcPr>
+            <w:tcW w:type="dxa" w:w="1728"/>
+          </w:tcPr>
+          <w:p>
+            <w:r/>
+            <w:r>
+              <w:t>Phiếu đã khoá → gõ số POD → Lưu</w:t>
+            </w:r>
+          </w:p>
+        </w:tc>
+        <w:tc>
+          <w:tcPr>
+            <w:tcW w:type="dxa" w:w="1728"/>
+          </w:tcPr>
+          <w:p>
+            <w:r/>
+            <w:r>
+              <w:t>Kế toán bổ sung được; Bãi thì không</w:t>
+            </w:r>
+          </w:p>
+        </w:tc>
+      </w:tr>
+      <w:tr>
+        <w:tc>
+          <w:tcPr>
+            <w:tcW w:type="dxa" w:w="1728"/>
+          </w:tcPr>
+          <w:p>
+            <w:r/>
+            <w:r>
+              <w:t>☐</w:t>
+            </w:r>
+          </w:p>
+        </w:tc>
+        <w:tc>
+          <w:tcPr>
+            <w:tcW w:type="dxa" w:w="1728"/>
+          </w:tcPr>
+          <w:p>
+            <w:r/>
+            <w:r>
+              <w:t>6</w:t>
+            </w:r>
+          </w:p>
+        </w:tc>
+        <w:tc>
+          <w:tcPr>
+            <w:tcW w:type="dxa" w:w="1728"/>
+          </w:tcPr>
+          <w:p>
+            <w:r/>
+            <w:r>
+              <w:rPr>
+                <w:rFonts w:ascii="Consolas" w:hAnsi="Consolas"/>
+                <w:sz w:val="19"/>
+              </w:rPr>
+              <w:t>ketoan</w:t>
+            </w:r>
+          </w:p>
+        </w:tc>
+        <w:tc>
+          <w:tcPr>
+            <w:tcW w:type="dxa" w:w="1728"/>
+          </w:tcPr>
+          <w:p>
+            <w:r/>
+            <w:r>
+              <w:t>In phiếu</w:t>
+            </w:r>
+          </w:p>
+        </w:tc>
+        <w:tc>
+          <w:tcPr>
+            <w:tcW w:type="dxa" w:w="1728"/>
+          </w:tcPr>
+          <w:p>
+            <w:r/>
+            <w:r>
+              <w:t xml:space="preserve">Bản in có </w:t>
+            </w:r>
+            <w:r>
+              <w:rPr>
+                <w:b/>
+              </w:rPr>
+              <w:t>số hợp đồng</w:t>
+            </w:r>
+            <w:r>
+              <w:t xml:space="preserve"> và </w:t>
+            </w:r>
+            <w:r>
+              <w:rPr>
+                <w:b/>
+              </w:rPr>
+              <w:t>khối POD</w:t>
+            </w:r>
+          </w:p>
+        </w:tc>
+      </w:tr>
+      <w:tr>
+        <w:tc>
+          <w:tcPr>
+            <w:tcW w:type="dxa" w:w="1728"/>
+          </w:tcPr>
+          <w:p>
+            <w:r/>
+            <w:r>
+              <w:t>☐</w:t>
+            </w:r>
+          </w:p>
+        </w:tc>
+        <w:tc>
+          <w:tcPr>
+            <w:tcW w:type="dxa" w:w="1728"/>
+          </w:tcPr>
+          <w:p>
+            <w:r/>
+            <w:r>
+              <w:t>7</w:t>
+            </w:r>
+          </w:p>
+        </w:tc>
+        <w:tc>
+          <w:tcPr>
+            <w:tcW w:type="dxa" w:w="1728"/>
+          </w:tcPr>
+          <w:p>
+            <w:r/>
+            <w:r>
+              <w:rPr>
+                <w:rFonts w:ascii="Consolas" w:hAnsi="Consolas"/>
+                <w:sz w:val="19"/>
+              </w:rPr>
+              <w:t>ketoan</w:t>
+            </w:r>
+          </w:p>
+        </w:tc>
+        <w:tc>
+          <w:tcPr>
+            <w:tcW w:type="dxa" w:w="1728"/>
+          </w:tcPr>
+          <w:p>
+            <w:r/>
+            <w:r>
+              <w:t xml:space="preserve">Xoá hợp đồng thử </w:t>
+            </w:r>
+            <w:r>
+              <w:rPr>
+                <w:rFonts w:ascii="Consolas" w:hAnsi="Consolas"/>
+                <w:sz w:val="19"/>
+              </w:rPr>
+              <w:t>HD-THU-01</w:t>
+            </w:r>
+          </w:p>
+        </w:tc>
+        <w:tc>
+          <w:tcPr>
+            <w:tcW w:type="dxa" w:w="1728"/>
+          </w:tcPr>
+          <w:p>
+            <w:r/>
+            <w:r>
+              <w:t xml:space="preserve">Bị chặn vì đã có phiếu, </w:t>
+            </w:r>
+            <w:r>
+              <w:rPr>
+                <w:b/>
+              </w:rPr>
+              <w:t>Ngưng dùng</w:t>
+            </w:r>
+            <w:r>
+              <w:t xml:space="preserve"> thay vì xoá</w:t>
+            </w:r>
+          </w:p>
+        </w:tc>
+      </w:tr>
+    </w:tbl>
+    <w:p/>
+    <w:p>
+      <w:pPr>
         <w:jc w:val="both"/>
       </w:pPr>
       <w:r>
@@ -18111,6 +19612,112 @@
             <w:r/>
             <w:r>
               <w:t>Không có (chỉ Sếp)</w:t>
+            </w:r>
+          </w:p>
+        </w:tc>
+      </w:tr>
+      <w:tr>
+        <w:tc>
+          <w:tcPr>
+            <w:tcW w:type="dxa" w:w="2160"/>
+          </w:tcPr>
+          <w:p>
+            <w:r/>
+            <w:r>
+              <w:t>☐</w:t>
+            </w:r>
+          </w:p>
+        </w:tc>
+        <w:tc>
+          <w:tcPr>
+            <w:tcW w:type="dxa" w:w="2160"/>
+          </w:tcPr>
+          <w:p>
+            <w:r/>
+            <w:r>
+              <w:rPr>
+                <w:rFonts w:ascii="Consolas" w:hAnsi="Consolas"/>
+                <w:sz w:val="19"/>
+              </w:rPr>
+              <w:t>thabok</w:t>
+            </w:r>
+          </w:p>
+        </w:tc>
+        <w:tc>
+          <w:tcPr>
+            <w:tcW w:type="dxa" w:w="2160"/>
+          </w:tcPr>
+          <w:p>
+            <w:r/>
+            <w:r>
+              <w:t>Thêm / sửa hợp đồng; mở bản scan hợp đồng; đổi hợp đồng trên phiếu</w:t>
+            </w:r>
+          </w:p>
+        </w:tc>
+        <w:tc>
+          <w:tcPr>
+            <w:tcW w:type="dxa" w:w="2160"/>
+          </w:tcPr>
+          <w:p>
+            <w:r/>
+            <w:r>
+              <w:t>Không có nút / bị chặn</w:t>
+            </w:r>
+          </w:p>
+        </w:tc>
+      </w:tr>
+      <w:tr>
+        <w:tc>
+          <w:tcPr>
+            <w:tcW w:type="dxa" w:w="2160"/>
+          </w:tcPr>
+          <w:p>
+            <w:r/>
+            <w:r>
+              <w:t>☐</w:t>
+            </w:r>
+          </w:p>
+        </w:tc>
+        <w:tc>
+          <w:tcPr>
+            <w:tcW w:type="dxa" w:w="2160"/>
+          </w:tcPr>
+          <w:p>
+            <w:r/>
+            <w:r>
+              <w:rPr>
+                <w:rFonts w:ascii="Consolas" w:hAnsi="Consolas"/>
+                <w:sz w:val="19"/>
+              </w:rPr>
+              <w:t>doanhthu</w:t>
+            </w:r>
+          </w:p>
+        </w:tc>
+        <w:tc>
+          <w:tcPr>
+            <w:tcW w:type="dxa" w:w="2160"/>
+          </w:tcPr>
+          <w:p>
+            <w:r/>
+            <w:r>
+              <w:t xml:space="preserve">Thêm hợp đồng </w:t>
+            </w:r>
+            <w:r>
+              <w:rPr>
+                <w:b/>
+              </w:rPr>
+              <w:t>thuê xe</w:t>
+            </w:r>
+          </w:p>
+        </w:tc>
+        <w:tc>
+          <w:tcPr>
+            <w:tcW w:type="dxa" w:w="2160"/>
+          </w:tcPr>
+          <w:p>
+            <w:r/>
+            <w:r>
+              <w:t>Bị chặn (chỉ KT Thu/Chi)</w:t>
             </w:r>
           </w:p>
         </w:tc>
@@ -19621,6 +21228,16 @@
           <w:rFonts w:ascii="Consolas" w:hAnsi="Consolas"/>
           <w:sz w:val="19"/>
         </w:rPr>
+        <w:t>ketoantruong</w:t>
+      </w:r>
+      <w:r>
+        <w:t xml:space="preserve">, </w:t>
+      </w:r>
+      <w:r>
+        <w:rPr>
+          <w:rFonts w:ascii="Consolas" w:hAnsi="Consolas"/>
+          <w:sz w:val="19"/>
+        </w:rPr>
         <w:t>ketoan</w:t>
       </w:r>
       <w:r>
@@ -19634,7 +21251,43 @@
         <w:t>xem</w:t>
       </w:r>
       <w:r>
-        <w:t>).</w:t>
+        <w:t xml:space="preserve">). </w:t>
+      </w:r>
+      <w:r>
+        <w:rPr>
+          <w:b/>
+        </w:rPr>
+        <w:t>Kế toán trưởng</w:t>
+      </w:r>
+      <w:r>
+        <w:t xml:space="preserve"> (</w:t>
+      </w:r>
+      <w:r>
+        <w:rPr>
+          <w:rFonts w:ascii="Consolas" w:hAnsi="Consolas"/>
+          <w:sz w:val="19"/>
+        </w:rPr>
+        <w:t>ketoantruong</w:t>
+      </w:r>
+      <w:r>
+        <w:t>, thêm 24/09): duyệt / trả lại</w:t>
+      </w:r>
+    </w:p>
+    <w:p>
+      <w:pPr>
+        <w:jc w:val="both"/>
+      </w:pPr>
+      <w:r>
+        <w:t xml:space="preserve">bút toán ghi tay, xem hết sổ, </w:t>
+      </w:r>
+      <w:r>
+        <w:rPr>
+          <w:b/>
+        </w:rPr>
+        <w:t>không</w:t>
+      </w:r>
+      <w:r>
+        <w:t xml:space="preserve"> thấy token, không sửa cấu hình, không quản người dùng.</w:t>
       </w:r>
     </w:p>
     <w:tbl>
@@ -19928,18 +21581,96 @@
               <w:t>Ghi tay</w:t>
             </w:r>
             <w:r>
-              <w:t xml:space="preserve"> → lập một bút toán → Sếp duyệt</w:t>
-            </w:r>
-          </w:p>
-        </w:tc>
-        <w:tc>
-          <w:tcPr>
-            <w:tcW w:type="dxa" w:w="2880"/>
-          </w:tcPr>
-          <w:p>
-            <w:r/>
-            <w:r>
-              <w:t>Vào sổ; bút toán sinh từ EPL_LAO thì không sửa được</w:t>
+              <w:t xml:space="preserve"> → </w:t>
+            </w:r>
+            <w:r>
+              <w:rPr>
+                <w:rFonts w:ascii="Consolas" w:hAnsi="Consolas"/>
+                <w:sz w:val="19"/>
+              </w:rPr>
+              <w:t>ketoan</w:t>
+            </w:r>
+            <w:r>
+              <w:t xml:space="preserve"> lập một bút toán → </w:t>
+            </w:r>
+            <w:r>
+              <w:rPr>
+                <w:rFonts w:ascii="Consolas" w:hAnsi="Consolas"/>
+                <w:sz w:val="19"/>
+              </w:rPr>
+              <w:t>ketoantruong</w:t>
+            </w:r>
+            <w:r>
+              <w:t xml:space="preserve"> duyệt</w:t>
+            </w:r>
+          </w:p>
+        </w:tc>
+        <w:tc>
+          <w:tcPr>
+            <w:tcW w:type="dxa" w:w="2880"/>
+          </w:tcPr>
+          <w:p>
+            <w:r/>
+            <w:r>
+              <w:t xml:space="preserve">Vào sổ; </w:t>
+            </w:r>
+            <w:r>
+              <w:rPr>
+                <w:rFonts w:ascii="Consolas" w:hAnsi="Consolas"/>
+                <w:sz w:val="19"/>
+              </w:rPr>
+              <w:t>ketoan</w:t>
+            </w:r>
+            <w:r>
+              <w:t xml:space="preserve"> tự duyệt thì bị chặn; bút toán sinh từ EPL_LAO thì không sửa được</w:t>
+            </w:r>
+          </w:p>
+        </w:tc>
+      </w:tr>
+      <w:tr>
+        <w:tc>
+          <w:tcPr>
+            <w:tcW w:type="dxa" w:w="2880"/>
+          </w:tcPr>
+          <w:p>
+            <w:r/>
+            <w:r>
+              <w:t>☐</w:t>
+            </w:r>
+          </w:p>
+        </w:tc>
+        <w:tc>
+          <w:tcPr>
+            <w:tcW w:type="dxa" w:w="2880"/>
+          </w:tcPr>
+          <w:p>
+            <w:r/>
+            <w:r>
+              <w:rPr>
+                <w:rFonts w:ascii="Consolas" w:hAnsi="Consolas"/>
+                <w:sz w:val="19"/>
+              </w:rPr>
+              <w:t>ketoantruong</w:t>
+            </w:r>
+            <w:r>
+              <w:t xml:space="preserve"> mở </w:t>
+            </w:r>
+            <w:r>
+              <w:rPr>
+                <w:b/>
+              </w:rPr>
+              <w:t>Cài đặt</w:t>
+            </w:r>
+          </w:p>
+        </w:tc>
+        <w:tc>
+          <w:tcPr>
+            <w:tcW w:type="dxa" w:w="2880"/>
+          </w:tcPr>
+          <w:p>
+            <w:r/>
+            <w:r>
+              <w:t>Không thấy token, không sửa được thông tin công ty, không có danh sách người dùng</w:t>
             </w:r>
           </w:p>
         </w:tc>

--- a/DOCS/word/KICH_BAN_TEST_TAY_THEO_VAI.docx
+++ b/DOCS/word/KICH_BAN_TEST_TAY_THEO_VAI.docx
@@ -12122,6 +12122,479 @@
             </w:r>
             <w:r>
               <w:t xml:space="preserve"> bấm *Xe đã tới* thì hai ô đó điền sẵn</w:t>
+            </w:r>
+          </w:p>
+        </w:tc>
+      </w:tr>
+      <w:tr>
+        <w:tc>
+          <w:tcPr>
+            <w:tcW w:type="dxa" w:w="2880"/>
+          </w:tcPr>
+          <w:p>
+            <w:r/>
+            <w:r>
+              <w:t>☐</w:t>
+            </w:r>
+          </w:p>
+        </w:tc>
+        <w:tc>
+          <w:tcPr>
+            <w:tcW w:type="dxa" w:w="2880"/>
+          </w:tcPr>
+          <w:p>
+            <w:r/>
+            <w:r>
+              <w:t xml:space="preserve">Tới nơi giao → nút </w:t>
+            </w:r>
+            <w:r>
+              <w:rPr>
+                <w:b/>
+              </w:rPr>
+              <w:t>Giao hàng hoàn tất · ký nhận</w:t>
+            </w:r>
+          </w:p>
+        </w:tc>
+        <w:tc>
+          <w:tcPr>
+            <w:tcW w:type="dxa" w:w="2880"/>
+          </w:tcPr>
+          <w:p>
+            <w:r/>
+            <w:r>
+              <w:t>Hộp ký hiện ra; dòng dưới báo *Đã có vị trí* (GPS)</w:t>
+            </w:r>
+          </w:p>
+        </w:tc>
+      </w:tr>
+      <w:tr>
+        <w:tc>
+          <w:tcPr>
+            <w:tcW w:type="dxa" w:w="2880"/>
+          </w:tcPr>
+          <w:p>
+            <w:r/>
+            <w:r>
+              <w:t>☐</w:t>
+            </w:r>
+          </w:p>
+        </w:tc>
+        <w:tc>
+          <w:tcPr>
+            <w:tcW w:type="dxa" w:w="2880"/>
+          </w:tcPr>
+          <w:p>
+            <w:r/>
+            <w:r>
+              <w:t xml:space="preserve">Người nhận </w:t>
+            </w:r>
+            <w:r>
+              <w:rPr>
+                <w:b/>
+              </w:rPr>
+              <w:t>ký bằng ngón tay</w:t>
+            </w:r>
+            <w:r>
+              <w:t xml:space="preserve"> vào ô; gõ tên, điện thoại; chụp ảnh biên bản / phiếu cân → </w:t>
+            </w:r>
+            <w:r>
+              <w:rPr>
+                <w:b/>
+              </w:rPr>
+              <w:t>Gửi</w:t>
+            </w:r>
+          </w:p>
+        </w:tc>
+        <w:tc>
+          <w:tcPr>
+            <w:tcW w:type="dxa" w:w="2880"/>
+          </w:tcPr>
+          <w:p>
+            <w:r/>
+            <w:r>
+              <w:t xml:space="preserve">Thẻ phiếu hiện *✓ Đã ký nhận · tên · giờ*; có nút </w:t>
+            </w:r>
+            <w:r>
+              <w:rPr>
+                <w:b/>
+              </w:rPr>
+              <w:t>Xem biên bản</w:t>
+            </w:r>
+          </w:p>
+        </w:tc>
+      </w:tr>
+      <w:tr>
+        <w:tc>
+          <w:tcPr>
+            <w:tcW w:type="dxa" w:w="2880"/>
+          </w:tcPr>
+          <w:p>
+            <w:r/>
+            <w:r>
+              <w:t>☐</w:t>
+            </w:r>
+          </w:p>
+        </w:tc>
+        <w:tc>
+          <w:tcPr>
+            <w:tcW w:type="dxa" w:w="2880"/>
+          </w:tcPr>
+          <w:p>
+            <w:r/>
+            <w:r>
+              <w:t xml:space="preserve">Ký xong bấm </w:t>
+            </w:r>
+            <w:r>
+              <w:rPr>
+                <w:b/>
+              </w:rPr>
+              <w:t>Ký lại</w:t>
+            </w:r>
+          </w:p>
+        </w:tc>
+        <w:tc>
+          <w:tcPr>
+            <w:tcW w:type="dxa" w:w="2880"/>
+          </w:tcPr>
+          <w:p>
+            <w:r/>
+            <w:r>
+              <w:t>Ô ký xoá trắng, ký lại được trước khi gửi</w:t>
+            </w:r>
+          </w:p>
+        </w:tc>
+      </w:tr>
+      <w:tr>
+        <w:tc>
+          <w:tcPr>
+            <w:tcW w:type="dxa" w:w="2880"/>
+          </w:tcPr>
+          <w:p>
+            <w:r/>
+            <w:r>
+              <w:t>☐</w:t>
+            </w:r>
+          </w:p>
+        </w:tc>
+        <w:tc>
+          <w:tcPr>
+            <w:tcW w:type="dxa" w:w="2880"/>
+          </w:tcPr>
+          <w:p>
+            <w:r/>
+            <w:r>
+              <w:t xml:space="preserve">Chọn tình trạng </w:t>
+            </w:r>
+            <w:r>
+              <w:rPr>
+                <w:b/>
+              </w:rPr>
+              <w:t>Thiếu</w:t>
+            </w:r>
+            <w:r>
+              <w:t xml:space="preserve"> / </w:t>
+            </w:r>
+            <w:r>
+              <w:rPr>
+                <w:b/>
+              </w:rPr>
+              <w:t>Hư hỏng</w:t>
+            </w:r>
+            <w:r>
+              <w:t xml:space="preserve"> mà để trống Ghi chú</w:t>
+            </w:r>
+          </w:p>
+        </w:tc>
+        <w:tc>
+          <w:tcPr>
+            <w:tcW w:type="dxa" w:w="2880"/>
+          </w:tcPr>
+          <w:p>
+            <w:r/>
+            <w:r>
+              <w:t>Không gửi được, nhắc ghi rõ thiếu / hỏng gì</w:t>
+            </w:r>
+          </w:p>
+        </w:tc>
+      </w:tr>
+      <w:tr>
+        <w:tc>
+          <w:tcPr>
+            <w:tcW w:type="dxa" w:w="2880"/>
+          </w:tcPr>
+          <w:p>
+            <w:r/>
+            <w:r>
+              <w:t>☐</w:t>
+            </w:r>
+          </w:p>
+        </w:tc>
+        <w:tc>
+          <w:tcPr>
+            <w:tcW w:type="dxa" w:w="2880"/>
+          </w:tcPr>
+          <w:p>
+            <w:r/>
+            <w:r>
+              <w:t xml:space="preserve">Không ký, </w:t>
+            </w:r>
+            <w:r>
+              <w:rPr>
+                <w:b/>
+              </w:rPr>
+              <w:t>chỉ chụp ảnh</w:t>
+            </w:r>
+            <w:r>
+              <w:t xml:space="preserve"> biên bản giấy → Gửi</w:t>
+            </w:r>
+          </w:p>
+        </w:tc>
+        <w:tc>
+          <w:tcPr>
+            <w:tcW w:type="dxa" w:w="2880"/>
+          </w:tcPr>
+          <w:p>
+            <w:r/>
+            <w:r>
+              <w:t>Vẫn gửi được (khách dùng giấy)</w:t>
+            </w:r>
+          </w:p>
+        </w:tc>
+      </w:tr>
+      <w:tr>
+        <w:tc>
+          <w:tcPr>
+            <w:tcW w:type="dxa" w:w="2880"/>
+          </w:tcPr>
+          <w:p>
+            <w:r/>
+            <w:r>
+              <w:t>☐</w:t>
+            </w:r>
+          </w:p>
+        </w:tc>
+        <w:tc>
+          <w:tcPr>
+            <w:tcW w:type="dxa" w:w="2880"/>
+          </w:tcPr>
+          <w:p>
+            <w:r/>
+            <w:r>
+              <w:rPr>
+                <w:b/>
+              </w:rPr>
+              <w:t>Tắt mạng</w:t>
+            </w:r>
+            <w:r>
+              <w:t xml:space="preserve"> (chế độ máy bay) → ký một phiếu → Gửi</w:t>
+            </w:r>
+          </w:p>
+        </w:tc>
+        <w:tc>
+          <w:tcPr>
+            <w:tcW w:type="dxa" w:w="2880"/>
+          </w:tcPr>
+          <w:p>
+            <w:r/>
+            <w:r>
+              <w:t>Thẻ hiện *Chờ gửi — tự gửi khi có mạng lại*</w:t>
+            </w:r>
+          </w:p>
+        </w:tc>
+      </w:tr>
+      <w:tr>
+        <w:tc>
+          <w:tcPr>
+            <w:tcW w:type="dxa" w:w="2880"/>
+          </w:tcPr>
+          <w:p>
+            <w:r/>
+            <w:r>
+              <w:t>☐</w:t>
+            </w:r>
+          </w:p>
+        </w:tc>
+        <w:tc>
+          <w:tcPr>
+            <w:tcW w:type="dxa" w:w="2880"/>
+          </w:tcPr>
+          <w:p>
+            <w:r/>
+            <w:r>
+              <w:t>Bật mạng lại</w:t>
+            </w:r>
+          </w:p>
+        </w:tc>
+        <w:tc>
+          <w:tcPr>
+            <w:tcW w:type="dxa" w:w="2880"/>
+          </w:tcPr>
+          <w:p>
+            <w:r/>
+            <w:r>
+              <w:t>Tự gửi; báo *Đã gửi xong 1 biên bản*; thẻ đổi sang *Đã ký nhận*</w:t>
+            </w:r>
+          </w:p>
+        </w:tc>
+      </w:tr>
+      <w:tr>
+        <w:tc>
+          <w:tcPr>
+            <w:tcW w:type="dxa" w:w="2880"/>
+          </w:tcPr>
+          <w:p>
+            <w:r/>
+            <w:r>
+              <w:t>☐</w:t>
+            </w:r>
+          </w:p>
+        </w:tc>
+        <w:tc>
+          <w:tcPr>
+            <w:tcW w:type="dxa" w:w="2880"/>
+          </w:tcPr>
+          <w:p>
+            <w:r/>
+            <w:r>
+              <w:rPr>
+                <w:b/>
+              </w:rPr>
+              <w:t>Xem biên bản</w:t>
+            </w:r>
+          </w:p>
+        </w:tc>
+        <w:tc>
+          <w:tcPr>
+            <w:tcW w:type="dxa" w:w="2880"/>
+          </w:tcPr>
+          <w:p>
+            <w:r/>
+            <w:r>
+              <w:t xml:space="preserve">Mở tờ in: thông tin chuyến, hàng, người nhận, </w:t>
+            </w:r>
+            <w:r>
+              <w:rPr>
+                <w:b/>
+              </w:rPr>
+              <w:t>chữ ký</w:t>
+            </w:r>
+            <w:r>
+              <w:t>, ảnh, giờ ký, vị trí. Lưu PDF được</w:t>
+            </w:r>
+          </w:p>
+        </w:tc>
+      </w:tr>
+      <w:tr>
+        <w:tc>
+          <w:tcPr>
+            <w:tcW w:type="dxa" w:w="2880"/>
+          </w:tcPr>
+          <w:p>
+            <w:r/>
+            <w:r>
+              <w:t>☐</w:t>
+            </w:r>
+          </w:p>
+        </w:tc>
+        <w:tc>
+          <w:tcPr>
+            <w:tcW w:type="dxa" w:w="2880"/>
+          </w:tcPr>
+          <w:p>
+            <w:r/>
+            <w:r>
+              <w:rPr>
+                <w:rFonts w:ascii="Consolas" w:hAnsi="Consolas"/>
+                <w:sz w:val="19"/>
+              </w:rPr>
+              <w:t>thabok</w:t>
+            </w:r>
+            <w:r>
+              <w:t xml:space="preserve"> / </w:t>
+            </w:r>
+            <w:r>
+              <w:rPr>
+                <w:rFonts w:ascii="Consolas" w:hAnsi="Consolas"/>
+                <w:sz w:val="19"/>
+              </w:rPr>
+              <w:t>ketoan</w:t>
+            </w:r>
+            <w:r>
+              <w:t xml:space="preserve"> mở phiếu đó → mục II khối POD</w:t>
+            </w:r>
+          </w:p>
+        </w:tc>
+        <w:tc>
+          <w:tcPr>
+            <w:tcW w:type="dxa" w:w="2880"/>
+          </w:tcPr>
+          <w:p>
+            <w:r/>
+            <w:r>
+              <w:t xml:space="preserve">Thấy </w:t>
+            </w:r>
+            <w:r>
+              <w:rPr>
+                <w:b/>
+              </w:rPr>
+              <w:t>chữ ký</w:t>
+            </w:r>
+            <w:r>
+              <w:t xml:space="preserve">, người nhận, giờ, link vị trí, tình trạng; nút </w:t>
+            </w:r>
+            <w:r>
+              <w:rPr>
+                <w:b/>
+              </w:rPr>
+              <w:t>In biên bản giao nhận</w:t>
+            </w:r>
+          </w:p>
+        </w:tc>
+      </w:tr>
+      <w:tr>
+        <w:tc>
+          <w:tcPr>
+            <w:tcW w:type="dxa" w:w="2880"/>
+          </w:tcPr>
+          <w:p>
+            <w:r/>
+            <w:r>
+              <w:t>☐</w:t>
+            </w:r>
+          </w:p>
+        </w:tc>
+        <w:tc>
+          <w:tcPr>
+            <w:tcW w:type="dxa" w:w="2880"/>
+          </w:tcPr>
+          <w:p>
+            <w:r/>
+            <w:r>
+              <w:rPr>
+                <w:rFonts w:ascii="Consolas" w:hAnsi="Consolas"/>
+                <w:sz w:val="19"/>
+              </w:rPr>
+              <w:t>ketoan</w:t>
+            </w:r>
+            <w:r>
+              <w:t xml:space="preserve"> khoá phiếu người nhận ghi </w:t>
+            </w:r>
+            <w:r>
+              <w:rPr>
+                <w:b/>
+              </w:rPr>
+              <w:t>Thiếu</w:t>
+            </w:r>
+          </w:p>
+        </w:tc>
+        <w:tc>
+          <w:tcPr>
+            <w:tcW w:type="dxa" w:w="2880"/>
+          </w:tcPr>
+          <w:p>
+            <w:r/>
+            <w:r>
+              <w:t>Bảng cảnh báo có dòng *Người nhận … ghi hàng THIẾU*</w:t>
             </w:r>
           </w:p>
         </w:tc>
